--- a/taller_git.docx
+++ b/taller_git.docx
@@ -268,6 +268,124 @@
         </w:drawing>
       </w:r>
     </w:p>
+    <w:p>
+      <w:r>
+        <w:t xml:space="preserve">Se adiciona el contenido y se hace el </w:t>
+      </w:r>
+      <w:proofErr w:type="spellStart"/>
+      <w:r>
+        <w:t>commit</w:t>
+      </w:r>
+      <w:proofErr w:type="spellEnd"/>
+      <w:r>
+        <w:t xml:space="preserve"> con el comentario del cambio</w:t>
+      </w:r>
+    </w:p>
+    <w:p>
+      <w:r>
+        <w:rPr>
+          <w:noProof/>
+        </w:rPr>
+        <w:drawing>
+          <wp:inline distT="0" distB="0" distL="0" distR="0" wp14:anchorId="62D9593E" wp14:editId="3849D45D">
+            <wp:extent cx="5612130" cy="3160395"/>
+            <wp:effectExtent l="0" t="0" r="7620" b="1905"/>
+            <wp:docPr id="687419321" name="Imagen 1"/>
+            <wp:cNvGraphicFramePr>
+              <a:graphicFrameLocks xmlns:a="http://schemas.openxmlformats.org/drawingml/2006/main" noChangeAspect="1"/>
+            </wp:cNvGraphicFramePr>
+            <a:graphic xmlns:a="http://schemas.openxmlformats.org/drawingml/2006/main">
+              <a:graphicData uri="http://schemas.openxmlformats.org/drawingml/2006/picture">
+                <pic:pic xmlns:pic="http://schemas.openxmlformats.org/drawingml/2006/picture">
+                  <pic:nvPicPr>
+                    <pic:cNvPr id="687419321" name=""/>
+                    <pic:cNvPicPr/>
+                  </pic:nvPicPr>
+                  <pic:blipFill>
+                    <a:blip r:embed="rId9"/>
+                    <a:stretch>
+                      <a:fillRect/>
+                    </a:stretch>
+                  </pic:blipFill>
+                  <pic:spPr>
+                    <a:xfrm>
+                      <a:off x="0" y="0"/>
+                      <a:ext cx="5612130" cy="3160395"/>
+                    </a:xfrm>
+                    <a:prstGeom prst="rect">
+                      <a:avLst/>
+                    </a:prstGeom>
+                  </pic:spPr>
+                </pic:pic>
+              </a:graphicData>
+            </a:graphic>
+          </wp:inline>
+        </w:drawing>
+      </w:r>
+    </w:p>
+    <w:p/>
+    <w:p/>
+    <w:p/>
+    <w:p/>
+    <w:p>
+      <w:r>
+        <w:lastRenderedPageBreak/>
+        <w:t>Se bajan cambios para evitar conflictos</w:t>
+      </w:r>
+    </w:p>
+    <w:p>
+      <w:r>
+        <w:rPr>
+          <w:noProof/>
+        </w:rPr>
+        <w:drawing>
+          <wp:inline distT="0" distB="0" distL="0" distR="0" wp14:anchorId="0ED403DD" wp14:editId="2EF1DA86">
+            <wp:extent cx="5612130" cy="3156585"/>
+            <wp:effectExtent l="0" t="0" r="7620" b="5715"/>
+            <wp:docPr id="639972813" name="Imagen 1"/>
+            <wp:cNvGraphicFramePr>
+              <a:graphicFrameLocks xmlns:a="http://schemas.openxmlformats.org/drawingml/2006/main" noChangeAspect="1"/>
+            </wp:cNvGraphicFramePr>
+            <a:graphic xmlns:a="http://schemas.openxmlformats.org/drawingml/2006/main">
+              <a:graphicData uri="http://schemas.openxmlformats.org/drawingml/2006/picture">
+                <pic:pic xmlns:pic="http://schemas.openxmlformats.org/drawingml/2006/picture">
+                  <pic:nvPicPr>
+                    <pic:cNvPr id="639972813" name=""/>
+                    <pic:cNvPicPr/>
+                  </pic:nvPicPr>
+                  <pic:blipFill>
+                    <a:blip r:embed="rId10"/>
+                    <a:stretch>
+                      <a:fillRect/>
+                    </a:stretch>
+                  </pic:blipFill>
+                  <pic:spPr>
+                    <a:xfrm>
+                      <a:off x="0" y="0"/>
+                      <a:ext cx="5612130" cy="3156585"/>
+                    </a:xfrm>
+                    <a:prstGeom prst="rect">
+                      <a:avLst/>
+                    </a:prstGeom>
+                  </pic:spPr>
+                </pic:pic>
+              </a:graphicData>
+            </a:graphic>
+          </wp:inline>
+        </w:drawing>
+      </w:r>
+    </w:p>
+    <w:p>
+      <w:r>
+        <w:t xml:space="preserve">Se confirman los cambios con </w:t>
+      </w:r>
+      <w:proofErr w:type="spellStart"/>
+      <w:r>
+        <w:t>push</w:t>
+      </w:r>
+      <w:proofErr w:type="spellEnd"/>
+    </w:p>
+    <w:p/>
     <w:p/>
     <w:p/>
     <w:sectPr>

--- a/taller_git.docx
+++ b/taller_git.docx
@@ -4,15 +4,7 @@
   <w:body>
     <w:p>
       <w:r>
-        <w:t xml:space="preserve">Se copia la </w:t>
-      </w:r>
-      <w:proofErr w:type="spellStart"/>
-      <w:r>
-        <w:t>url</w:t>
-      </w:r>
-      <w:proofErr w:type="spellEnd"/>
-      <w:r>
-        <w:t xml:space="preserve"> del repositorio</w:t>
+        <w:t>Se copia la url del repositorio</w:t>
       </w:r>
     </w:p>
     <w:p>
@@ -60,13 +52,8 @@
     <w:p/>
     <w:p>
       <w:r>
-        <w:t xml:space="preserve">Se clona el repositorio con el comando clone de </w:t>
-      </w:r>
-      <w:proofErr w:type="spellStart"/>
-      <w:r>
-        <w:t>git</w:t>
-      </w:r>
-      <w:proofErr w:type="spellEnd"/>
+        <w:t>Se clona el repositorio con el comando clone de git</w:t>
+      </w:r>
     </w:p>
     <w:p>
       <w:r>
@@ -215,15 +202,7 @@
     <w:p>
       <w:r>
         <w:lastRenderedPageBreak/>
-        <w:t xml:space="preserve">Ya se evidencia el cambio de la rama </w:t>
-      </w:r>
-      <w:proofErr w:type="spellStart"/>
-      <w:r>
-        <w:t>main</w:t>
-      </w:r>
-      <w:proofErr w:type="spellEnd"/>
-      <w:r>
-        <w:t xml:space="preserve"> a la rama personal</w:t>
+        <w:t>Ya se evidencia el cambio de la rama main a la rama personal</w:t>
       </w:r>
     </w:p>
     <w:p>
@@ -270,15 +249,7 @@
     </w:p>
     <w:p>
       <w:r>
-        <w:t xml:space="preserve">Se adiciona el contenido y se hace el </w:t>
-      </w:r>
-      <w:proofErr w:type="spellStart"/>
-      <w:r>
-        <w:t>commit</w:t>
-      </w:r>
-      <w:proofErr w:type="spellEnd"/>
-      <w:r>
-        <w:t xml:space="preserve"> con el comentario del cambio</w:t>
+        <w:t>Se adiciona el contenido y se hace el commit con el comentario del cambio</w:t>
       </w:r>
     </w:p>
     <w:p>
@@ -377,16 +348,103 @@
     </w:p>
     <w:p>
       <w:r>
-        <w:t xml:space="preserve">Se confirman los cambios con </w:t>
-      </w:r>
-      <w:proofErr w:type="spellStart"/>
-      <w:r>
-        <w:t>push</w:t>
-      </w:r>
-      <w:proofErr w:type="spellEnd"/>
+        <w:t>Se confirman los cambios con push</w:t>
+      </w:r>
+    </w:p>
+    <w:p>
+      <w:r>
+        <w:rPr>
+          <w:noProof/>
+        </w:rPr>
+        <w:drawing>
+          <wp:inline distT="0" distB="0" distL="0" distR="0" wp14:anchorId="08E8A3F0" wp14:editId="15067D6F">
+            <wp:extent cx="5612130" cy="3163570"/>
+            <wp:effectExtent l="0" t="0" r="7620" b="0"/>
+            <wp:docPr id="764936266" name="Imagen 1"/>
+            <wp:cNvGraphicFramePr>
+              <a:graphicFrameLocks xmlns:a="http://schemas.openxmlformats.org/drawingml/2006/main" noChangeAspect="1"/>
+            </wp:cNvGraphicFramePr>
+            <a:graphic xmlns:a="http://schemas.openxmlformats.org/drawingml/2006/main">
+              <a:graphicData uri="http://schemas.openxmlformats.org/drawingml/2006/picture">
+                <pic:pic xmlns:pic="http://schemas.openxmlformats.org/drawingml/2006/picture">
+                  <pic:nvPicPr>
+                    <pic:cNvPr id="764936266" name=""/>
+                    <pic:cNvPicPr/>
+                  </pic:nvPicPr>
+                  <pic:blipFill>
+                    <a:blip r:embed="rId11"/>
+                    <a:stretch>
+                      <a:fillRect/>
+                    </a:stretch>
+                  </pic:blipFill>
+                  <pic:spPr>
+                    <a:xfrm>
+                      <a:off x="0" y="0"/>
+                      <a:ext cx="5612130" cy="3163570"/>
+                    </a:xfrm>
+                    <a:prstGeom prst="rect">
+                      <a:avLst/>
+                    </a:prstGeom>
+                  </pic:spPr>
+                </pic:pic>
+              </a:graphicData>
+            </a:graphic>
+          </wp:inline>
+        </w:drawing>
+      </w:r>
     </w:p>
     <w:p/>
     <w:p/>
+    <w:p/>
+    <w:p/>
+    <w:p>
+      <w:r>
+        <w:lastRenderedPageBreak/>
+        <w:t>Se evidencia el cambio en git</w:t>
+      </w:r>
+    </w:p>
+    <w:p>
+      <w:r>
+        <w:rPr>
+          <w:noProof/>
+        </w:rPr>
+        <w:drawing>
+          <wp:inline distT="0" distB="0" distL="0" distR="0" wp14:anchorId="22AA589A" wp14:editId="3E89D43A">
+            <wp:extent cx="5612130" cy="3159125"/>
+            <wp:effectExtent l="0" t="0" r="7620" b="3175"/>
+            <wp:docPr id="549762374" name="Imagen 1" descr="Captura de pantalla de computadora&#10;&#10;El contenido generado por IA puede ser incorrecto."/>
+            <wp:cNvGraphicFramePr>
+              <a:graphicFrameLocks xmlns:a="http://schemas.openxmlformats.org/drawingml/2006/main" noChangeAspect="1"/>
+            </wp:cNvGraphicFramePr>
+            <a:graphic xmlns:a="http://schemas.openxmlformats.org/drawingml/2006/main">
+              <a:graphicData uri="http://schemas.openxmlformats.org/drawingml/2006/picture">
+                <pic:pic xmlns:pic="http://schemas.openxmlformats.org/drawingml/2006/picture">
+                  <pic:nvPicPr>
+                    <pic:cNvPr id="549762374" name="Imagen 1" descr="Captura de pantalla de computadora&#10;&#10;El contenido generado por IA puede ser incorrecto."/>
+                    <pic:cNvPicPr/>
+                  </pic:nvPicPr>
+                  <pic:blipFill>
+                    <a:blip r:embed="rId12"/>
+                    <a:stretch>
+                      <a:fillRect/>
+                    </a:stretch>
+                  </pic:blipFill>
+                  <pic:spPr>
+                    <a:xfrm>
+                      <a:off x="0" y="0"/>
+                      <a:ext cx="5612130" cy="3159125"/>
+                    </a:xfrm>
+                    <a:prstGeom prst="rect">
+                      <a:avLst/>
+                    </a:prstGeom>
+                  </pic:spPr>
+                </pic:pic>
+              </a:graphicData>
+            </a:graphic>
+          </wp:inline>
+        </w:drawing>
+      </w:r>
+    </w:p>
     <w:p/>
     <w:sectPr>
       <w:pgSz w:w="12240" w:h="15840"/>

--- a/taller_git.docx
+++ b/taller_git.docx
@@ -4,7 +4,42 @@
   <w:body>
     <w:p>
       <w:r>
-        <w:t>Se copia la url del repositorio</w:t>
+        <w:fldChar w:fldCharType="begin"/>
+      </w:r>
+      <w:r>
+        <w:instrText>HYPERLINK "</w:instrText>
+      </w:r>
+      <w:r>
+        <w:instrText>https://github.com/jdramirezzu/proyecto-innovacion-tecnologica-git-taller</w:instrText>
+      </w:r>
+      <w:r>
+        <w:instrText>"</w:instrText>
+      </w:r>
+      <w:r>
+        <w:fldChar w:fldCharType="separate"/>
+      </w:r>
+      <w:r>
+        <w:rPr>
+          <w:rStyle w:val="Hipervnculo"/>
+        </w:rPr>
+        <w:t>https://github.com/jdramirezzu/proyecto-innovacion-tecnologica-git-taller</w:t>
+      </w:r>
+      <w:r>
+        <w:fldChar w:fldCharType="end"/>
+      </w:r>
+    </w:p>
+    <w:p/>
+    <w:p>
+      <w:r>
+        <w:t xml:space="preserve">Se copia la </w:t>
+      </w:r>
+      <w:proofErr w:type="spellStart"/>
+      <w:r>
+        <w:t>url</w:t>
+      </w:r>
+      <w:proofErr w:type="spellEnd"/>
+      <w:r>
+        <w:t xml:space="preserve"> del repositorio</w:t>
       </w:r>
     </w:p>
     <w:p>
@@ -52,8 +87,13 @@
     <w:p/>
     <w:p>
       <w:r>
-        <w:t>Se clona el repositorio con el comando clone de git</w:t>
-      </w:r>
+        <w:t xml:space="preserve">Se clona el repositorio con el comando clone de </w:t>
+      </w:r>
+      <w:proofErr w:type="spellStart"/>
+      <w:r>
+        <w:t>git</w:t>
+      </w:r>
+      <w:proofErr w:type="spellEnd"/>
     </w:p>
     <w:p>
       <w:r>
@@ -102,7 +142,6 @@
     <w:p/>
     <w:p>
       <w:r>
-        <w:lastRenderedPageBreak/>
         <w:t>Ya se evidencia el contenido del repositorio</w:t>
       </w:r>
     </w:p>
@@ -201,8 +240,15 @@
     <w:p/>
     <w:p>
       <w:r>
-        <w:lastRenderedPageBreak/>
-        <w:t>Ya se evidencia el cambio de la rama main a la rama personal</w:t>
+        <w:t xml:space="preserve">Ya se evidencia el cambio de la rama </w:t>
+      </w:r>
+      <w:proofErr w:type="spellStart"/>
+      <w:r>
+        <w:t>main</w:t>
+      </w:r>
+      <w:proofErr w:type="spellEnd"/>
+      <w:r>
+        <w:t xml:space="preserve"> a la rama personal</w:t>
       </w:r>
     </w:p>
     <w:p>
@@ -249,7 +295,15 @@
     </w:p>
     <w:p>
       <w:r>
-        <w:t>Se adiciona el contenido y se hace el commit con el comentario del cambio</w:t>
+        <w:t xml:space="preserve">Se adiciona el contenido y se hace el </w:t>
+      </w:r>
+      <w:proofErr w:type="spellStart"/>
+      <w:r>
+        <w:t>commit</w:t>
+      </w:r>
+      <w:proofErr w:type="spellEnd"/>
+      <w:r>
+        <w:t xml:space="preserve"> con el comentario del cambio</w:t>
       </w:r>
     </w:p>
     <w:p>
@@ -300,7 +354,6 @@
     <w:p/>
     <w:p>
       <w:r>
-        <w:lastRenderedPageBreak/>
         <w:t>Se bajan cambios para evitar conflictos</w:t>
       </w:r>
     </w:p>
@@ -348,8 +401,13 @@
     </w:p>
     <w:p>
       <w:r>
-        <w:t>Se confirman los cambios con push</w:t>
-      </w:r>
+        <w:t xml:space="preserve">Se confirman los cambios con </w:t>
+      </w:r>
+      <w:proofErr w:type="spellStart"/>
+      <w:r>
+        <w:t>push</w:t>
+      </w:r>
+      <w:proofErr w:type="spellEnd"/>
     </w:p>
     <w:p>
       <w:r>
@@ -399,9 +457,13 @@
     <w:p/>
     <w:p>
       <w:r>
-        <w:lastRenderedPageBreak/>
-        <w:t>Se evidencia el cambio en git</w:t>
-      </w:r>
+        <w:t xml:space="preserve">Se evidencia el cambio en </w:t>
+      </w:r>
+      <w:proofErr w:type="spellStart"/>
+      <w:r>
+        <w:t>git</w:t>
+      </w:r>
+      <w:proofErr w:type="spellEnd"/>
     </w:p>
     <w:p>
       <w:r>
@@ -1371,6 +1433,29 @@
       <w:spacing w:val="5"/>
     </w:rPr>
   </w:style>
+  <w:style w:type="character" w:styleId="Hipervnculo">
+    <w:name w:val="Hyperlink"/>
+    <w:basedOn w:val="Fuentedeprrafopredeter"/>
+    <w:uiPriority w:val="99"/>
+    <w:unhideWhenUsed/>
+    <w:rsid w:val="00AA431A"/>
+    <w:rPr>
+      <w:color w:val="467886" w:themeColor="hyperlink"/>
+      <w:u w:val="single"/>
+    </w:rPr>
+  </w:style>
+  <w:style w:type="character" w:styleId="Mencinsinresolver">
+    <w:name w:val="Unresolved Mention"/>
+    <w:basedOn w:val="Fuentedeprrafopredeter"/>
+    <w:uiPriority w:val="99"/>
+    <w:semiHidden/>
+    <w:unhideWhenUsed/>
+    <w:rsid w:val="00AA431A"/>
+    <w:rPr>
+      <w:color w:val="605E5C"/>
+      <w:shd w:val="clear" w:color="auto" w:fill="E1DFDD"/>
+    </w:rPr>
+  </w:style>
 </w:styles>
 </file>
 
